--- a/specs/03-control-asistencia.docx
+++ b/specs/03-control-asistencia.docx
@@ -4818,7 +4818,7 @@
           <w:b/>
           <w:bCs/>
         </w:rPr>
-        <w:t xml:space="preserve">Nota:</w:t>
+        <w:t xml:space="preserve">Nota (2026-09-01):</w:t>
       </w:r>
       <w:r>
         <w:t xml:space="preserve"> </w:t>
@@ -4837,31 +4837,76 @@
           <w:b/>
           <w:bCs/>
         </w:rPr>
-        <w:t xml:space="preserve">no</w:t>
-      </w:r>
-      <w:r>
-        <w:t xml:space="preserve"> </w:t>
-      </w:r>
-      <w:r>
-        <w:t xml:space="preserve">valida que la modalidad sea una de las 4 conocidas; una modalidad</w:t>
-      </w:r>
-      <w:r>
-        <w:t xml:space="preserve"> </w:t>
-      </w:r>
-      <w:r>
-        <w:t xml:space="preserve">desconocida cae en el camino</w:t>
-      </w:r>
-      <w:r>
-        <w:t xml:space="preserve"> </w:t>
-      </w:r>
-      <w:r>
-        <w:t xml:space="preserve">“no BIOMETRICO, no TELETRABAJO, no PRESENCIAL”</w:t>
-      </w:r>
-      <w:r>
-        <w:t xml:space="preserve"> </w:t>
-      </w:r>
-      <w:r>
-        <w:t xml:space="preserve">→ marca como</w:t>
+        <w:t xml:space="preserve">falla cerrado</w:t>
+      </w:r>
+      <w:r>
+        <w:t xml:space="preserve"> </w:t>
+      </w:r>
+      <w:r>
+        <w:t xml:space="preserve">— si</w:t>
+      </w:r>
+      <w:r>
+        <w:t xml:space="preserve"> </w:t>
+      </w:r>
+      <w:r>
+        <w:rPr>
+          <w:rStyle w:val="VerbatimChar"/>
+        </w:rPr>
+        <w:t xml:space="preserve">modalidad_marcacion</w:t>
+      </w:r>
+      <w:r>
+        <w:t xml:space="preserve"> </w:t>
+      </w:r>
+      <w:r>
+        <w:t xml:space="preserve">no es una de las 4</w:t>
+      </w:r>
+      <w:r>
+        <w:t xml:space="preserve"> </w:t>
+      </w:r>
+      <w:r>
+        <w:t xml:space="preserve">conocidas (</w:t>
+      </w:r>
+      <w:r>
+        <w:rPr>
+          <w:rStyle w:val="VerbatimChar"/>
+        </w:rPr>
+        <w:t xml:space="preserve">PRESENCIAL</w:t>
+      </w:r>
+      <w:r>
+        <w:t xml:space="preserve">/</w:t>
+      </w:r>
+      <w:r>
+        <w:rPr>
+          <w:rStyle w:val="VerbatimChar"/>
+        </w:rPr>
+        <w:t xml:space="preserve">TEMPORAL</w:t>
+      </w:r>
+      <w:r>
+        <w:t xml:space="preserve">/</w:t>
+      </w:r>
+      <w:r>
+        <w:rPr>
+          <w:rStyle w:val="VerbatimChar"/>
+        </w:rPr>
+        <w:t xml:space="preserve">TELETRABAJO</w:t>
+      </w:r>
+      <w:r>
+        <w:t xml:space="preserve">/</w:t>
+      </w:r>
+      <w:r>
+        <w:rPr>
+          <w:rStyle w:val="VerbatimChar"/>
+        </w:rPr>
+        <w:t xml:space="preserve">BIOMETRICO</w:t>
+      </w:r>
+      <w:r>
+        <w:t xml:space="preserve">) responde HTTP 422 y no marca. Antes</w:t>
+      </w:r>
+      <w:r>
+        <w:t xml:space="preserve"> </w:t>
+      </w:r>
+      <w:r>
+        <w:t xml:space="preserve">una modalidad desconocida caía a un camino sin restricción (marcaba como</w:t>
       </w:r>
       <w:r>
         <w:t xml:space="preserve"> </w:t>
@@ -4873,16 +4918,7 @@
         <w:t xml:space="preserve">WEB</w:t>
       </w:r>
       <w:r>
-        <w:t xml:space="preserve"> </w:t>
-      </w:r>
-      <w:r>
-        <w:t xml:space="preserve">sin</w:t>
-      </w:r>
-      <w:r>
-        <w:t xml:space="preserve"> </w:t>
-      </w:r>
-      <w:r>
-        <w:t xml:space="preserve">validación de VLAN (equivalente a</w:t>
+        <w:t xml:space="preserve">, equivalente a</w:t>
       </w:r>
       <w:r>
         <w:t xml:space="preserve"> </w:t>
@@ -4894,7 +4930,10 @@
         <w:t xml:space="preserve">TEMPORAL</w:t>
       </w:r>
       <w:r>
-        <w:t xml:space="preserve">).</w:t>
+        <w:t xml:space="preserve"> </w:t>
+      </w:r>
+      <w:r>
+        <w:t xml:space="preserve">por accidente).</w:t>
       </w:r>
     </w:p>
     <w:bookmarkEnd w:id="21"/>
@@ -6898,7 +6937,71 @@
         <w:t xml:space="preserve"> </w:t>
       </w:r>
       <w:r>
-        <w:t xml:space="preserve">(no filtra depto 999 — ver §9):</w:t>
+        <w:t xml:space="preserve">con</w:t>
+      </w:r>
+      <w:r>
+        <w:t xml:space="preserve"> </w:t>
+      </w:r>
+      <w:r>
+        <w:rPr>
+          <w:rStyle w:val="VerbatimChar"/>
+        </w:rPr>
+        <w:t xml:space="preserve">id_depto != 999</w:t>
+      </w:r>
+      <w:r>
+        <w:t xml:space="preserve"> </w:t>
+      </w:r>
+      <w:r>
+        <w:rPr>
+          <w:b/>
+          <w:bCs/>
+        </w:rPr>
+        <w:t xml:space="preserve">y</w:t>
+      </w:r>
+      <w:r>
+        <w:t xml:space="preserve"> </w:t>
+      </w:r>
+      <w:r>
+        <w:rPr>
+          <w:rStyle w:val="VerbatimChar"/>
+        </w:rPr>
+        <w:t xml:space="preserve">es_externo</w:t>
+      </w:r>
+      <w:r>
+        <w:t xml:space="preserve"> </w:t>
+      </w:r>
+      <w:r>
+        <w:t xml:space="preserve">en</w:t>
+      </w:r>
+      <w:r>
+        <w:t xml:space="preserve"> </w:t>
+      </w:r>
+      <w:r>
+        <w:rPr>
+          <w:rStyle w:val="VerbatimChar"/>
+        </w:rPr>
+        <w:t xml:space="preserve">false</w:t>
+      </w:r>
+      <w:r>
+        <w:t xml:space="preserve">/</w:t>
+      </w:r>
+      <w:r>
+        <w:rPr>
+          <w:rStyle w:val="VerbatimChar"/>
+        </w:rPr>
+        <w:t xml:space="preserve">NULL</w:t>
+      </w:r>
+      <w:r>
+        <w:t xml:space="preserve"> </w:t>
+      </w:r>
+      <w:r>
+        <w:t xml:space="preserve">(filtrado explícito desde 2026-09-01 — antes iteraba todos los activos, incluidos los funcionarios</w:t>
+      </w:r>
+      <w:r>
+        <w:t xml:space="preserve"> </w:t>
+      </w:r>
+      <w:r>
+        <w:t xml:space="preserve">externos):</w:t>
       </w:r>
     </w:p>
     <w:p>
@@ -7059,7 +7162,38 @@
         <w:t xml:space="preserve">hour + minute/60</w:t>
       </w:r>
       <w:r>
-        <w:t xml:space="preserve">, redondeo 4). Concepto ausente →</w:t>
+        <w:t xml:space="preserve">, redondeo 4).</w:t>
+      </w:r>
+      <w:r>
+        <w:t xml:space="preserve"> </w:t>
+      </w:r>
+      <w:r>
+        <w:rPr>
+          <w:b/>
+          <w:bCs/>
+        </w:rPr>
+        <w:t xml:space="preserve">Concepto ausente →</w:t>
+      </w:r>
+      <w:r>
+        <w:rPr>
+          <w:b/>
+          <w:bCs/>
+        </w:rPr>
+        <w:t xml:space="preserve"> </w:t>
+      </w:r>
+      <w:r>
+        <w:rPr>
+          <w:rStyle w:val="VerbatimChar"/>
+          <w:b/>
+          <w:bCs/>
+        </w:rPr>
+        <w:t xml:space="preserve">null</w:t>
+      </w:r>
+      <w:r>
+        <w:t xml:space="preserve"> </w:t>
+      </w:r>
+      <w:r>
+        <w:t xml:space="preserve">(2026-09-01; antes</w:t>
       </w:r>
       <w:r>
         <w:t xml:space="preserve"> </w:t>
@@ -7071,7 +7205,89 @@
         <w:t xml:space="preserve">0.0</w:t>
       </w:r>
       <w:r>
-        <w:t xml:space="preserve">.</w:t>
+        <w:t xml:space="preserve"> </w:t>
+      </w:r>
+      <w:r>
+        <w:t xml:space="preserve">= medianoche → atraso falso de horas). Si</w:t>
+      </w:r>
+      <w:r>
+        <w:t xml:space="preserve"> </w:t>
+      </w:r>
+      <w:r>
+        <w:rPr>
+          <w:b/>
+          <w:bCs/>
+        </w:rPr>
+        <w:t xml:space="preserve">algún</w:t>
+      </w:r>
+      <w:r>
+        <w:t xml:space="preserve"> </w:t>
+      </w:r>
+      <w:r>
+        <w:t xml:space="preserve">concepto del turno</w:t>
+      </w:r>
+      <w:r>
+        <w:t xml:space="preserve"> </w:t>
+      </w:r>
+      <w:r>
+        <w:t xml:space="preserve">falta →</w:t>
+      </w:r>
+      <w:r>
+        <w:t xml:space="preserve"> </w:t>
+      </w:r>
+      <w:r>
+        <w:rPr>
+          <w:rStyle w:val="VerbatimChar"/>
+        </w:rPr>
+        <w:t xml:space="preserve">$turnoIncompleto = true</w:t>
+      </w:r>
+      <w:r>
+        <w:t xml:space="preserve">: se emite un</w:t>
+      </w:r>
+      <w:r>
+        <w:t xml:space="preserve"> </w:t>
+      </w:r>
+      <w:r>
+        <w:rPr>
+          <w:rStyle w:val="VerbatimChar"/>
+        </w:rPr>
+        <w:t xml:space="preserve">warn</w:t>
+      </w:r>
+      <w:r>
+        <w:t xml:space="preserve"> </w:t>
+      </w:r>
+      <w:r>
+        <w:t xml:space="preserve">en la salida del comando y</w:t>
+      </w:r>
+      <w:r>
+        <w:t xml:space="preserve"> </w:t>
+      </w:r>
+      <w:r>
+        <w:rPr>
+          <w:b/>
+          <w:bCs/>
+        </w:rPr>
+        <w:t xml:space="preserve">todos los</w:t>
+      </w:r>
+      <w:r>
+        <w:rPr>
+          <w:b/>
+          <w:bCs/>
+        </w:rPr>
+        <w:t xml:space="preserve"> </w:t>
+      </w:r>
+      <w:r>
+        <w:rPr>
+          <w:b/>
+          <w:bCs/>
+        </w:rPr>
+        <w:t xml:space="preserve">atrasos del día quedan en 0</w:t>
+      </w:r>
+      <w:r>
+        <w:t xml:space="preserve"> </w:t>
+      </w:r>
+      <w:r>
+        <w:t xml:space="preserve">(no hay hora de turno con la que comparar).</w:t>
       </w:r>
     </w:p>
     <w:p>
@@ -7114,35 +7330,62 @@
         <w:t xml:space="preserve"> </w:t>
       </w:r>
       <w:r>
-        <w:t xml:space="preserve">busca por</w:t>
-      </w:r>
-      <w:r>
-        <w:t xml:space="preserve"> </w:t>
-      </w:r>
-      <w:r>
-        <w:rPr>
-          <w:rStyle w:val="VerbatimChar"/>
+        <w:t xml:space="preserve">busca</w:t>
+      </w:r>
+      <w:r>
+        <w:t xml:space="preserve"> </w:t>
+      </w:r>
+      <w:r>
+        <w:rPr>
+          <w:b/>
+          <w:bCs/>
+        </w:rPr>
+        <w:t xml:space="preserve">por</w:t>
+      </w:r>
+      <w:r>
+        <w:rPr>
+          <w:b/>
+          <w:bCs/>
+        </w:rPr>
+        <w:t xml:space="preserve"> </w:t>
+      </w:r>
+      <w:r>
+        <w:rPr>
+          <w:rStyle w:val="VerbatimChar"/>
+          <w:b/>
+          <w:bCs/>
         </w:rPr>
         <w:t xml:space="preserve">concepto</w:t>
       </w:r>
       <w:r>
-        <w:t xml:space="preserve">;</w:t>
-      </w:r>
-      <w:r>
-        <w:t xml:space="preserve"> </w:t>
-      </w:r>
-      <w:r>
-        <w:rPr>
-          <w:b/>
-          <w:bCs/>
-        </w:rPr>
-        <w:t xml:space="preserve">fallback por posición</w:t>
-      </w:r>
-      <w:r>
-        <w:t xml:space="preserve"> </w:t>
-      </w:r>
-      <w:r>
-        <w:t xml:space="preserve">(0,1,2,3) si el concepto no aparece.</w:t>
+        <w:t xml:space="preserve"> </w:t>
+      </w:r>
+      <w:r>
+        <w:t xml:space="preserve">(2026-09-01); si ninguna calza con los 4 conceptos esperados se trata</w:t>
+      </w:r>
+      <w:r>
+        <w:t xml:space="preserve"> </w:t>
+      </w:r>
+      <w:r>
+        <w:t xml:space="preserve">como no-marcada (no se adivina por posición) y se emite un</w:t>
+      </w:r>
+      <w:r>
+        <w:t xml:space="preserve"> </w:t>
+      </w:r>
+      <w:r>
+        <w:rPr>
+          <w:rStyle w:val="VerbatimChar"/>
+        </w:rPr>
+        <w:t xml:space="preserve">warn</w:t>
+      </w:r>
+      <w:r>
+        <w:t xml:space="preserve">. Antes caía a la posición</w:t>
+      </w:r>
+      <w:r>
+        <w:t xml:space="preserve"> </w:t>
+      </w:r>
+      <w:r>
+        <w:t xml:space="preserve">0/1/2/3 y podía atribuir una marcación al concepto equivocado.</w:t>
       </w:r>
     </w:p>
     <w:p>
@@ -8635,7 +8878,28 @@
         <w:t xml:space="preserve">fecha_hora</w:t>
       </w:r>
       <w:r>
-        <w:t xml:space="preserve">. Filtros:</w:t>
+        <w:t xml:space="preserve">, con techo</w:t>
+      </w:r>
+      <w:r>
+        <w:t xml:space="preserve"> </w:t>
+      </w:r>
+      <w:r>
+        <w:rPr>
+          <w:rStyle w:val="VerbatimChar"/>
+        </w:rPr>
+        <w:t xml:space="preserve">-&gt;limit(2000)</w:t>
+      </w:r>
+      <w:r>
+        <w:t xml:space="preserve"> </w:t>
+      </w:r>
+      <w:r>
+        <w:t xml:space="preserve">(2026-09-01).</w:t>
+      </w:r>
+      <w:r>
+        <w:t xml:space="preserve"> </w:t>
+      </w:r>
+      <w:r>
+        <w:t xml:space="preserve">Filtros:</w:t>
       </w:r>
       <w:r>
         <w:t xml:space="preserve"> </w:t>
@@ -11884,22 +12148,7 @@
               <w:pStyle w:val="Compact"/>
             </w:pPr>
             <w:r>
-              <w:t xml:space="preserve">Turno</w:t>
-            </w:r>
-            <w:r>
-              <w:t xml:space="preserve"> </w:t>
-            </w:r>
-            <w:r>
-              <w:rPr>
-                <w:rStyle w:val="VerbatimChar"/>
-              </w:rPr>
-              <w:t xml:space="preserve">1</w:t>
-            </w:r>
-            <w:r>
-              <w:t xml:space="preserve"> </w:t>
-            </w:r>
-            <w:r>
-              <w:t xml:space="preserve">sin filas en</w:t>
+              <w:t xml:space="preserve">Turno sin todos los conceptos en</w:t>
             </w:r>
             <w:r>
               <w:t xml:space="preserve"> </w:t>
@@ -11919,7 +12168,31 @@
               <w:pStyle w:val="Compact"/>
             </w:pPr>
             <w:r>
-              <w:t xml:space="preserve">Horas programadas =</w:t>
+              <w:rPr>
+                <w:rStyle w:val="VerbatimChar"/>
+              </w:rPr>
+              <w:t xml:space="preserve">$turnoIncompleto = true</w:t>
+            </w:r>
+            <w:r>
+              <w:t xml:space="preserve"> </w:t>
+            </w:r>
+            <w:r>
+              <w:t xml:space="preserve">→ atrasos del día = 0,</w:t>
+            </w:r>
+            <w:r>
+              <w:t xml:space="preserve"> </w:t>
+            </w:r>
+            <w:r>
+              <w:rPr>
+                <w:rStyle w:val="VerbatimChar"/>
+              </w:rPr>
+              <w:t xml:space="preserve">warn</w:t>
+            </w:r>
+            <w:r>
+              <w:t xml:space="preserve"> </w:t>
+            </w:r>
+            <w:r>
+              <w:t xml:space="preserve">en la salida del comando (2026-09-01). Antes: horas programadas</w:t>
             </w:r>
             <w:r>
               <w:t xml:space="preserve"> </w:t>
@@ -11934,16 +12207,7 @@
               <w:t xml:space="preserve"> </w:t>
             </w:r>
             <w:r>
-              <w:t xml:space="preserve">→ cualquier marcación real cuenta como atraso enorme (</w:t>
-            </w:r>
-            <w:r>
-              <w:rPr>
-                <w:rStyle w:val="VerbatimChar"/>
-              </w:rPr>
-              <w:t xml:space="preserve">round((rEntrada − 0) × 60)</w:t>
-            </w:r>
-            <w:r>
-              <w:t xml:space="preserve">). Riesgo real si el catálogo de turnos está incompleto.</w:t>
+              <w:t xml:space="preserve">→ atraso falso enorme sin aviso.</w:t>
             </w:r>
           </w:p>
         </w:tc>
@@ -11956,7 +12220,22 @@
               <w:pStyle w:val="Compact"/>
             </w:pPr>
             <w:r>
-              <w:t xml:space="preserve">Marcaciones en desorden (concepto no coincide con la posición)</w:t>
+              <w:t xml:space="preserve">Marcaciones cuyo</w:t>
+            </w:r>
+            <w:r>
+              <w:t xml:space="preserve"> </w:t>
+            </w:r>
+            <w:r>
+              <w:rPr>
+                <w:rStyle w:val="VerbatimChar"/>
+              </w:rPr>
+              <w:t xml:space="preserve">concepto</w:t>
+            </w:r>
+            <w:r>
+              <w:t xml:space="preserve"> </w:t>
+            </w:r>
+            <w:r>
+              <w:t xml:space="preserve">no calza con ninguno de los 4 esperados</w:t>
             </w:r>
           </w:p>
         </w:tc>
@@ -11967,16 +12246,22 @@
               <w:pStyle w:val="Compact"/>
             </w:pPr>
             <w:r>
-              <w:rPr>
-                <w:rStyle w:val="VerbatimChar"/>
-              </w:rPr>
-              <w:t xml:space="preserve">ProcesarCuadre</w:t>
-            </w:r>
-            <w:r>
-              <w:t xml:space="preserve"> </w:t>
-            </w:r>
-            <w:r>
-              <w:t xml:space="preserve">hace fallback por posición 0/1/2/3 — puede tomar la marca equivocada.</w:t>
+              <w:t xml:space="preserve">Se tratan como no-marcadas +</w:t>
+            </w:r>
+            <w:r>
+              <w:t xml:space="preserve"> </w:t>
+            </w:r>
+            <w:r>
+              <w:rPr>
+                <w:rStyle w:val="VerbatimChar"/>
+              </w:rPr>
+              <w:t xml:space="preserve">warn</w:t>
+            </w:r>
+            <w:r>
+              <w:t xml:space="preserve"> </w:t>
+            </w:r>
+            <w:r>
+              <w:t xml:space="preserve">(2026-09-01); ya no se adivina por posición.</w:t>
             </w:r>
           </w:p>
         </w:tc>
@@ -12067,6 +12352,21 @@
               <w:t xml:space="preserve"> </w:t>
             </w:r>
             <w:r>
+              <w:t xml:space="preserve">o</w:t>
+            </w:r>
+            <w:r>
+              <w:t xml:space="preserve"> </w:t>
+            </w:r>
+            <w:r>
+              <w:rPr>
+                <w:rStyle w:val="VerbatimChar"/>
+              </w:rPr>
+              <w:t xml:space="preserve">es_externo = true</w:t>
+            </w:r>
+            <w:r>
+              <w:t xml:space="preserve"> </w:t>
+            </w:r>
+            <w:r>
               <w:t xml:space="preserve">activo</w:t>
             </w:r>
           </w:p>
@@ -12082,23 +12382,13 @@
                 <w:b/>
                 <w:bCs/>
               </w:rPr>
-              <w:t xml:space="preserve">Sí</w:t>
-            </w:r>
-            <w:r>
-              <w:t xml:space="preserve"> </w:t>
-            </w:r>
-            <w:r>
-              <w:t xml:space="preserve">se le procesa cuadre (el comando no excluye 999).</w:t>
-            </w:r>
-            <w:r>
-              <w:t xml:space="preserve"> </w:t>
-            </w:r>
-            <w:r>
-              <w:rPr>
-                <w:i/>
-                <w:iCs/>
-              </w:rPr>
-              <w:t xml:space="preserve">(Hallazgo §12.)</w:t>
+              <w:t xml:space="preserve">No</w:t>
+            </w:r>
+            <w:r>
+              <w:t xml:space="preserve"> </w:t>
+            </w:r>
+            <w:r>
+              <w:t xml:space="preserve">se le procesa cuadre (filtrado explícito desde 2026-09-01).</w:t>
             </w:r>
           </w:p>
         </w:tc>
@@ -12335,22 +12625,7 @@
               <w:t xml:space="preserve"> </w:t>
             </w:r>
             <w:r>
-              <w:t xml:space="preserve">cae al camino por defecto → marca como</w:t>
-            </w:r>
-            <w:r>
-              <w:t xml:space="preserve"> </w:t>
-            </w:r>
-            <w:r>
-              <w:rPr>
-                <w:rStyle w:val="VerbatimChar"/>
-              </w:rPr>
-              <w:t xml:space="preserve">WEB</w:t>
-            </w:r>
-            <w:r>
-              <w:t xml:space="preserve"> </w:t>
-            </w:r>
-            <w:r>
-              <w:t xml:space="preserve">sin validación de VLAN.</w:t>
+              <w:t xml:space="preserve">responde HTTP 422 (falla cerrado, 2026-09-01).</w:t>
             </w:r>
           </w:p>
         </w:tc>
@@ -12382,47 +12657,53 @@
         </w:numPr>
       </w:pPr>
       <w:r>
-        <w:rPr>
-          <w:rStyle w:val="VerbatimChar"/>
-          <w:b/>
-          <w:bCs/>
+        <w:t xml:space="preserve">✅</w:t>
+      </w:r>
+      <w:r>
+        <w:t xml:space="preserve"> </w:t>
+      </w:r>
+      <w:r>
+        <w:rPr>
+          <w:b/>
+          <w:bCs/>
+        </w:rPr>
+        <w:t xml:space="preserve">RESUELTO (2026-09-01)</w:t>
+      </w:r>
+      <w:r>
+        <w:t xml:space="preserve"> </w:t>
+      </w:r>
+      <w:r>
+        <w:t xml:space="preserve">—</w:t>
+      </w:r>
+      <w:r>
+        <w:t xml:space="preserve"> </w:t>
+      </w:r>
+      <w:r>
+        <w:rPr>
+          <w:rStyle w:val="VerbatimChar"/>
         </w:rPr>
         <w:t xml:space="preserve">ProcesarCuadre</w:t>
       </w:r>
       <w:r>
-        <w:rPr>
-          <w:b/>
-          <w:bCs/>
-        </w:rPr>
-        <w:t xml:space="preserve"> </w:t>
-      </w:r>
-      <w:r>
-        <w:rPr>
-          <w:b/>
-          <w:bCs/>
-        </w:rPr>
-        <w:t xml:space="preserve">no excluye</w:t>
-      </w:r>
-      <w:r>
-        <w:rPr>
-          <w:b/>
-          <w:bCs/>
-        </w:rPr>
-        <w:t xml:space="preserve"> </w:t>
-      </w:r>
-      <w:r>
-        <w:rPr>
-          <w:rStyle w:val="VerbatimChar"/>
-          <w:b/>
-          <w:bCs/>
-        </w:rPr>
-        <w:t xml:space="preserve">id_depto = 999</w:t>
-      </w:r>
-      <w:r>
-        <w:t xml:space="preserve"> </w:t>
-      </w:r>
-      <w:r>
-        <w:t xml:space="preserve">ni empleados</w:t>
+        <w:t xml:space="preserve"> </w:t>
+      </w:r>
+      <w:r>
+        <w:t xml:space="preserve">ahora filtra</w:t>
+      </w:r>
+      <w:r>
+        <w:t xml:space="preserve"> </w:t>
+      </w:r>
+      <w:r>
+        <w:rPr>
+          <w:rStyle w:val="VerbatimChar"/>
+        </w:rPr>
+        <w:t xml:space="preserve">id_depto != 999</w:t>
+      </w:r>
+      <w:r>
+        <w:t xml:space="preserve"> </w:t>
+      </w:r>
+      <w:r>
+        <w:t xml:space="preserve">y</w:t>
       </w:r>
       <w:r>
         <w:t xml:space="preserve"> </w:t>
@@ -12437,13 +12718,31 @@
         <w:t xml:space="preserve"> </w:t>
       </w:r>
       <w:r>
-        <w:t xml:space="preserve">→ genera cuadres</w:t>
-      </w:r>
-      <w:r>
-        <w:t xml:space="preserve"> </w:t>
-      </w:r>
-      <w:r>
-        <w:t xml:space="preserve">basura para los funcionarios externos activos. Contradice CA-00-1.</w:t>
+        <w:t xml:space="preserve">en</w:t>
+      </w:r>
+      <w:r>
+        <w:t xml:space="preserve"> </w:t>
+      </w:r>
+      <w:r>
+        <w:rPr>
+          <w:rStyle w:val="VerbatimChar"/>
+        </w:rPr>
+        <w:t xml:space="preserve">false</w:t>
+      </w:r>
+      <w:r>
+        <w:t xml:space="preserve">/</w:t>
+      </w:r>
+      <w:r>
+        <w:rPr>
+          <w:rStyle w:val="VerbatimChar"/>
+        </w:rPr>
+        <w:t xml:space="preserve">NULL</w:t>
+      </w:r>
+      <w:r>
+        <w:t xml:space="preserve"> </w:t>
+      </w:r>
+      <w:r>
+        <w:t xml:space="preserve">— ya no genera cuadres basura para funcionarios externos.</w:t>
       </w:r>
     </w:p>
     <w:p>
@@ -12455,46 +12754,98 @@
         </w:numPr>
       </w:pPr>
       <w:r>
-        <w:rPr>
-          <w:b/>
-          <w:bCs/>
-        </w:rPr>
-        <w:t xml:space="preserve">Turno</w:t>
-      </w:r>
-      <w:r>
-        <w:rPr>
-          <w:b/>
-          <w:bCs/>
-        </w:rPr>
-        <w:t xml:space="preserve"> </w:t>
-      </w:r>
-      <w:r>
-        <w:rPr>
-          <w:rStyle w:val="VerbatimChar"/>
-          <w:b/>
-          <w:bCs/>
+        <w:t xml:space="preserve">✅</w:t>
+      </w:r>
+      <w:r>
+        <w:t xml:space="preserve"> </w:t>
+      </w:r>
+      <w:r>
+        <w:rPr>
+          <w:b/>
+          <w:bCs/>
+        </w:rPr>
+        <w:t xml:space="preserve">RESUELTO (2026-09-01)</w:t>
+      </w:r>
+      <w:r>
+        <w:t xml:space="preserve"> </w:t>
+      </w:r>
+      <w:r>
+        <w:t xml:space="preserve">— Turno incompleto:</w:t>
+      </w:r>
+      <w:r>
+        <w:t xml:space="preserve"> </w:t>
+      </w:r>
+      <w:r>
+        <w:rPr>
+          <w:rStyle w:val="VerbatimChar"/>
+        </w:rPr>
+        <w:t xml:space="preserve">turnoHora()</w:t>
+      </w:r>
+      <w:r>
+        <w:t xml:space="preserve"> </w:t>
+      </w:r>
+      <w:r>
+        <w:t xml:space="preserve">devuelve</w:t>
+      </w:r>
+      <w:r>
+        <w:t xml:space="preserve"> </w:t>
+      </w:r>
+      <w:r>
+        <w:rPr>
+          <w:rStyle w:val="VerbatimChar"/>
+        </w:rPr>
+        <w:t xml:space="preserve">null</w:t>
+      </w:r>
+      <w:r>
+        <w:t xml:space="preserve"> </w:t>
+      </w:r>
+      <w:r>
+        <w:t xml:space="preserve">(antes</w:t>
+      </w:r>
+      <w:r>
+        <w:t xml:space="preserve"> </w:t>
+      </w:r>
+      <w:r>
+        <w:rPr>
+          <w:rStyle w:val="VerbatimChar"/>
         </w:rPr>
         <w:t xml:space="preserve">0.0</w:t>
       </w:r>
       <w:r>
-        <w:rPr>
-          <w:b/>
-          <w:bCs/>
-        </w:rPr>
-        <w:t xml:space="preserve"> </w:t>
-      </w:r>
-      <w:r>
-        <w:rPr>
-          <w:b/>
-          <w:bCs/>
-        </w:rPr>
-        <w:t xml:space="preserve">por catálogo incompleto</w:t>
-      </w:r>
-      <w:r>
-        <w:t xml:space="preserve"> </w:t>
-      </w:r>
-      <w:r>
-        <w:t xml:space="preserve">produce atrasos falsos gigantes sin ninguna alerta.</w:t>
+        <w:t xml:space="preserve">);</w:t>
+      </w:r>
+      <w:r>
+        <w:t xml:space="preserve"> </w:t>
+      </w:r>
+      <w:r>
+        <w:rPr>
+          <w:rStyle w:val="VerbatimChar"/>
+        </w:rPr>
+        <w:t xml:space="preserve">$turnoIncompleto</w:t>
+      </w:r>
+      <w:r>
+        <w:t xml:space="preserve"> </w:t>
+      </w:r>
+      <w:r>
+        <w:t xml:space="preserve">fuerza los atrasos del día a 0 y emite un</w:t>
+      </w:r>
+      <w:r>
+        <w:t xml:space="preserve"> </w:t>
+      </w:r>
+      <w:r>
+        <w:rPr>
+          <w:rStyle w:val="VerbatimChar"/>
+        </w:rPr>
+        <w:t xml:space="preserve">warn</w:t>
+      </w:r>
+      <w:r>
+        <w:t xml:space="preserve">. Ya no hay atrasos falsos</w:t>
+      </w:r>
+      <w:r>
+        <w:t xml:space="preserve"> </w:t>
+      </w:r>
+      <w:r>
+        <w:t xml:space="preserve">gigantes silenciosos.</w:t>
       </w:r>
     </w:p>
     <w:p>
@@ -12506,80 +12857,102 @@
         </w:numPr>
       </w:pPr>
       <w:r>
-        <w:rPr>
-          <w:rStyle w:val="VerbatimChar"/>
-          <w:b/>
-          <w:bCs/>
-        </w:rPr>
-        <w:t xml:space="preserve">procesado</w:t>
-      </w:r>
-      <w:r>
-        <w:rPr>
-          <w:b/>
-          <w:bCs/>
-        </w:rPr>
-        <w:t xml:space="preserve"> </w:t>
-      </w:r>
-      <w:r>
-        <w:rPr>
-          <w:b/>
-          <w:bCs/>
-        </w:rPr>
-        <w:t xml:space="preserve">nunca se actualiza a</w:t>
-      </w:r>
-      <w:r>
-        <w:rPr>
-          <w:b/>
-          <w:bCs/>
-        </w:rPr>
-        <w:t xml:space="preserve"> </w:t>
-      </w:r>
-      <w:r>
-        <w:rPr>
-          <w:rStyle w:val="VerbatimChar"/>
-          <w:b/>
-          <w:bCs/>
-        </w:rPr>
-        <w:t xml:space="preserve">'SI'</w:t>
-      </w:r>
-      <w:r>
-        <w:t xml:space="preserve"> </w:t>
-      </w:r>
-      <w:r>
-        <w:t xml:space="preserve">— el flag de</w:t>
-      </w:r>
-      <w:r>
-        <w:t xml:space="preserve"> </w:t>
-      </w:r>
-      <w:r>
-        <w:rPr>
-          <w:rStyle w:val="VerbatimChar"/>
-        </w:rPr>
-        <w:t xml:space="preserve">sg_control_persona</w:t>
-      </w:r>
-      <w:r>
-        <w:t xml:space="preserve"> </w:t>
-      </w:r>
-      <w:r>
-        <w:t xml:space="preserve">queda siempre en</w:t>
-      </w:r>
-      <w:r>
-        <w:t xml:space="preserve"> </w:t>
-      </w:r>
-      <w:r>
-        <w:rPr>
-          <w:rStyle w:val="VerbatimChar"/>
-        </w:rPr>
-        <w:t xml:space="preserve">NO</w:t>
-      </w:r>
-      <w:r>
-        <w:t xml:space="preserve">;</w:t>
-      </w:r>
-      <w:r>
-        <w:t xml:space="preserve"> </w:t>
-      </w:r>
-      <w:r>
-        <w:t xml:space="preserve">revisar si algo depende de él (nómina/legado).</w:t>
+        <w:t xml:space="preserve">✅</w:t>
+      </w:r>
+      <w:r>
+        <w:t xml:space="preserve"> </w:t>
+      </w:r>
+      <w:r>
+        <w:rPr>
+          <w:b/>
+          <w:bCs/>
+        </w:rPr>
+        <w:t xml:space="preserve">RESUELTO (2026-09-01)</w:t>
+      </w:r>
+      <w:r>
+        <w:t xml:space="preserve"> </w:t>
+      </w:r>
+      <w:r>
+        <w:t xml:space="preserve">—</w:t>
+      </w:r>
+      <w:r>
+        <w:t xml:space="preserve"> </w:t>
+      </w:r>
+      <w:r>
+        <w:rPr>
+          <w:rStyle w:val="VerbatimChar"/>
+        </w:rPr>
+        <w:t xml:space="preserve">ProcesarCuadre</w:t>
+      </w:r>
+      <w:r>
+        <w:t xml:space="preserve"> </w:t>
+      </w:r>
+      <w:r>
+        <w:t xml:space="preserve">marca</w:t>
+      </w:r>
+      <w:r>
+        <w:t xml:space="preserve"> </w:t>
+      </w:r>
+      <w:r>
+        <w:rPr>
+          <w:rStyle w:val="VerbatimChar"/>
+        </w:rPr>
+        <w:t xml:space="preserve">procesado = 'SI'</w:t>
+      </w:r>
+      <w:r>
+        <w:t xml:space="preserve"> </w:t>
+      </w:r>
+      <w:r>
+        <w:t xml:space="preserve">en las marcaciones de</w:t>
+      </w:r>
+      <w:r>
+        <w:t xml:space="preserve"> </w:t>
+      </w:r>
+      <w:r>
+        <w:t xml:space="preserve">cada empleado/día tras incorporarlas al cuadre.</w:t>
+      </w:r>
+      <w:r>
+        <w:t xml:space="preserve"> </w:t>
+      </w:r>
+      <w:r>
+        <w:rPr>
+          <w:b/>
+          <w:bCs/>
+        </w:rPr>
+        <w:t xml:space="preserve">Advertencia:</w:t>
+      </w:r>
+      <w:r>
+        <w:t xml:space="preserve"> </w:t>
+      </w:r>
+      <w:r>
+        <w:t xml:space="preserve">no se pudo confirmar si algún</w:t>
+      </w:r>
+      <w:r>
+        <w:t xml:space="preserve"> </w:t>
+      </w:r>
+      <w:r>
+        <w:t xml:space="preserve">sistema legado externo lee este campo esperando que quede en</w:t>
+      </w:r>
+      <w:r>
+        <w:t xml:space="preserve"> </w:t>
+      </w:r>
+      <w:r>
+        <w:rPr>
+          <w:rStyle w:val="VerbatimChar"/>
+        </w:rPr>
+        <w:t xml:space="preserve">'NO'</w:t>
+      </w:r>
+      <w:r>
+        <w:t xml:space="preserve"> </w:t>
+      </w:r>
+      <w:r>
+        <w:t xml:space="preserve">— verificar antes de darlo</w:t>
+      </w:r>
+      <w:r>
+        <w:t xml:space="preserve"> </w:t>
+      </w:r>
+      <w:r>
+        <w:t xml:space="preserve">por cerrado del todo en producción.</w:t>
       </w:r>
     </w:p>
     <w:p>
@@ -12591,17 +12964,56 @@
         </w:numPr>
       </w:pPr>
       <w:r>
-        <w:rPr>
-          <w:b/>
-          <w:bCs/>
-        </w:rPr>
-        <w:t xml:space="preserve">Fallback por posición</w:t>
-      </w:r>
-      <w:r>
-        <w:t xml:space="preserve"> </w:t>
-      </w:r>
-      <w:r>
-        <w:t xml:space="preserve">en el cuadre es frágil si las marcaciones no están en orden canónico.</w:t>
+        <w:t xml:space="preserve">✅</w:t>
+      </w:r>
+      <w:r>
+        <w:t xml:space="preserve"> </w:t>
+      </w:r>
+      <w:r>
+        <w:rPr>
+          <w:b/>
+          <w:bCs/>
+        </w:rPr>
+        <w:t xml:space="preserve">RESUELTO (2026-09-01)</w:t>
+      </w:r>
+      <w:r>
+        <w:t xml:space="preserve"> </w:t>
+      </w:r>
+      <w:r>
+        <w:t xml:space="preserve">— Fallback por posición eliminado: si ninguna marcación calza con</w:t>
+      </w:r>
+      <w:r>
+        <w:t xml:space="preserve"> </w:t>
+      </w:r>
+      <w:r>
+        <w:t xml:space="preserve">los 4 conceptos esperados,</w:t>
+      </w:r>
+      <w:r>
+        <w:t xml:space="preserve"> </w:t>
+      </w:r>
+      <w:r>
+        <w:rPr>
+          <w:rStyle w:val="VerbatimChar"/>
+        </w:rPr>
+        <w:t xml:space="preserve">ProcesarCuadre</w:t>
+      </w:r>
+      <w:r>
+        <w:t xml:space="preserve"> </w:t>
+      </w:r>
+      <w:r>
+        <w:t xml:space="preserve">la trata como no-marcada (no adivina) y emite un</w:t>
+      </w:r>
+      <w:r>
+        <w:t xml:space="preserve"> </w:t>
+      </w:r>
+      <w:r>
+        <w:rPr>
+          <w:rStyle w:val="VerbatimChar"/>
+        </w:rPr>
+        <w:t xml:space="preserve">warn</w:t>
+      </w:r>
+      <w:r>
+        <w:t xml:space="preserve">.</w:t>
       </w:r>
     </w:p>
     <w:p>
@@ -12613,38 +13025,81 @@
         </w:numPr>
       </w:pPr>
       <w:r>
-        <w:rPr>
-          <w:rStyle w:val="VerbatimChar"/>
-          <w:b/>
-          <w:bCs/>
+        <w:t xml:space="preserve">✅</w:t>
+      </w:r>
+      <w:r>
+        <w:t xml:space="preserve"> </w:t>
+      </w:r>
+      <w:r>
+        <w:rPr>
+          <w:b/>
+          <w:bCs/>
+        </w:rPr>
+        <w:t xml:space="preserve">RESUELTO (2026-09-01)</w:t>
+      </w:r>
+      <w:r>
+        <w:t xml:space="preserve"> </w:t>
+      </w:r>
+      <w:r>
+        <w:t xml:space="preserve">—</w:t>
+      </w:r>
+      <w:r>
+        <w:t xml:space="preserve"> </w:t>
+      </w:r>
+      <w:r>
+        <w:rPr>
+          <w:rStyle w:val="VerbatimChar"/>
         </w:rPr>
         <w:t xml:space="preserve">marcar()</w:t>
       </w:r>
       <w:r>
-        <w:rPr>
-          <w:b/>
-          <w:bCs/>
-        </w:rPr>
-        <w:t xml:space="preserve"> </w:t>
-      </w:r>
-      <w:r>
-        <w:rPr>
-          <w:b/>
-          <w:bCs/>
-        </w:rPr>
-        <w:t xml:space="preserve">sin validación de enum de modalidad</w:t>
-      </w:r>
-      <w:r>
-        <w:t xml:space="preserve"> </w:t>
-      </w:r>
-      <w:r>
-        <w:t xml:space="preserve">— una modalidad mal escrita evita la</w:t>
-      </w:r>
-      <w:r>
-        <w:t xml:space="preserve"> </w:t>
-      </w:r>
-      <w:r>
-        <w:t xml:space="preserve">validación de VLAN silenciosamente.</w:t>
+        <w:t xml:space="preserve"> </w:t>
+      </w:r>
+      <w:r>
+        <w:rPr>
+          <w:b/>
+          <w:bCs/>
+        </w:rPr>
+        <w:t xml:space="preserve">falla cerrado</w:t>
+      </w:r>
+      <w:r>
+        <w:t xml:space="preserve">:</w:t>
+      </w:r>
+      <w:r>
+        <w:t xml:space="preserve"> </w:t>
+      </w:r>
+      <w:r>
+        <w:rPr>
+          <w:rStyle w:val="VerbatimChar"/>
+        </w:rPr>
+        <w:t xml:space="preserve">modalidad_marcacion</w:t>
+      </w:r>
+      <w:r>
+        <w:t xml:space="preserve"> </w:t>
+      </w:r>
+      <w:r>
+        <w:t xml:space="preserve">fuera de</w:t>
+      </w:r>
+      <w:r>
+        <w:t xml:space="preserve"> </w:t>
+      </w:r>
+      <w:r>
+        <w:rPr>
+          <w:rStyle w:val="VerbatimChar"/>
+        </w:rPr>
+        <w:t xml:space="preserve">{PRESENCIAL, TEMPORAL, TELETRABAJO, BIOMETRICO}</w:t>
+      </w:r>
+      <w:r>
+        <w:t xml:space="preserve"> </w:t>
+      </w:r>
+      <w:r>
+        <w:t xml:space="preserve">→ HTTP 422 (antes pasaba sin restricción, como</w:t>
+      </w:r>
+      <w:r>
+        <w:t xml:space="preserve"> </w:t>
+      </w:r>
+      <w:r>
+        <w:t xml:space="preserve">TEMPORAL por accidente).</w:t>
       </w:r>
     </w:p>
     <w:p>
@@ -12656,38 +13111,155 @@
         </w:numPr>
       </w:pPr>
       <w:r>
-        <w:rPr>
-          <w:b/>
-          <w:bCs/>
-        </w:rPr>
-        <w:t xml:space="preserve">Dependencia del</w:t>
-      </w:r>
-      <w:r>
-        <w:rPr>
-          <w:b/>
-          <w:bCs/>
-        </w:rPr>
-        <w:t xml:space="preserve"> </w:t>
-      </w:r>
-      <w:r>
-        <w:rPr>
-          <w:rStyle w:val="VerbatimChar"/>
-          <w:b/>
-          <w:bCs/>
+        <w:t xml:space="preserve">✅</w:t>
+      </w:r>
+      <w:r>
+        <w:t xml:space="preserve"> </w:t>
+      </w:r>
+      <w:r>
+        <w:rPr>
+          <w:b/>
+          <w:bCs/>
+        </w:rPr>
+        <w:t xml:space="preserve">RESUELTO (2026-09-01)</w:t>
+      </w:r>
+      <w:r>
+        <w:t xml:space="preserve"> </w:t>
+      </w:r>
+      <w:r>
+        <w:t xml:space="preserve">— Monitoreo de</w:t>
+      </w:r>
+      <w:r>
+        <w:t xml:space="preserve"> </w:t>
+      </w:r>
+      <w:r>
+        <w:rPr>
+          <w:rStyle w:val="VerbatimChar"/>
         </w:rPr>
         <w:t xml:space="preserve">schedule:run</w:t>
       </w:r>
       <w:r>
-        <w:t xml:space="preserve"> </w:t>
-      </w:r>
-      <w:r>
-        <w:t xml:space="preserve">— si el cron del servidor no está configurado, el cuadre</w:t>
-      </w:r>
-      <w:r>
-        <w:t xml:space="preserve"> </w:t>
-      </w:r>
-      <w:r>
-        <w:t xml:space="preserve">nocturno no corre y nadie se entera hasta que faltan datos.</w:t>
+        <w:t xml:space="preserve">:</w:t>
+      </w:r>
+      <w:r>
+        <w:t xml:space="preserve"> </w:t>
+      </w:r>
+      <w:r>
+        <w:rPr>
+          <w:rStyle w:val="VerbatimChar"/>
+        </w:rPr>
+        <w:t xml:space="preserve">ProcesarCuadre</w:t>
+      </w:r>
+      <w:r>
+        <w:t xml:space="preserve"> </w:t>
+      </w:r>
+      <w:r>
+        <w:t xml:space="preserve">guarda</w:t>
+      </w:r>
+      <w:r>
+        <w:t xml:space="preserve"> </w:t>
+      </w:r>
+      <w:r>
+        <w:rPr>
+          <w:rStyle w:val="VerbatimChar"/>
+        </w:rPr>
+        <w:t xml:space="preserve">ULTIMO_CUADRE_PROCESADO</w:t>
+      </w:r>
+      <w:r>
+        <w:t xml:space="preserve"> </w:t>
+      </w:r>
+      <w:r>
+        <w:t xml:space="preserve">(timestamp) en</w:t>
+      </w:r>
+      <w:r>
+        <w:t xml:space="preserve"> </w:t>
+      </w:r>
+      <w:r>
+        <w:rPr>
+          <w:rStyle w:val="VerbatimChar"/>
+        </w:rPr>
+        <w:t xml:space="preserve">d2_configuracion</w:t>
+      </w:r>
+      <w:r>
+        <w:t xml:space="preserve"> </w:t>
+      </w:r>
+      <w:r>
+        <w:t xml:space="preserve">al terminar;</w:t>
+      </w:r>
+      <w:r>
+        <w:t xml:space="preserve"> </w:t>
+      </w:r>
+      <w:r>
+        <w:rPr>
+          <w:rStyle w:val="VerbatimChar"/>
+        </w:rPr>
+        <w:t xml:space="preserve">DashboardController::index()</w:t>
+      </w:r>
+      <w:r>
+        <w:t xml:space="preserve"> </w:t>
+      </w:r>
+      <w:r>
+        <w:t xml:space="preserve">devuelve</w:t>
+      </w:r>
+      <w:r>
+        <w:t xml:space="preserve"> </w:t>
+      </w:r>
+      <w:r>
+        <w:rPr>
+          <w:rStyle w:val="VerbatimChar"/>
+        </w:rPr>
+        <w:t xml:space="preserve">cuadre_alerta = { ultimo_at, atrasado }</w:t>
+      </w:r>
+      <w:r>
+        <w:t xml:space="preserve"> </w:t>
+      </w:r>
+      <w:r>
+        <w:t xml:space="preserve">(</w:t>
+      </w:r>
+      <w:r>
+        <w:rPr>
+          <w:rStyle w:val="VerbatimChar"/>
+        </w:rPr>
+        <w:t xml:space="preserve">atrasado</w:t>
+      </w:r>
+      <w:r>
+        <w:t xml:space="preserve"> </w:t>
+      </w:r>
+      <w:r>
+        <w:t xml:space="preserve">si</w:t>
+      </w:r>
+      <w:r>
+        <w:t xml:space="preserve"> </w:t>
+      </w:r>
+      <w:r>
+        <w:t xml:space="preserve">pasaron &gt; 26 h o nunca corrió) y</w:t>
+      </w:r>
+      <w:r>
+        <w:t xml:space="preserve"> </w:t>
+      </w:r>
+      <w:r>
+        <w:rPr>
+          <w:rStyle w:val="VerbatimChar"/>
+        </w:rPr>
+        <w:t xml:space="preserve">DashboardView.vue</w:t>
+      </w:r>
+      <w:r>
+        <w:t xml:space="preserve"> </w:t>
+      </w:r>
+      <w:r>
+        <w:t xml:space="preserve">muestra un banner ámbar a Admin/TH. Es un</w:t>
+      </w:r>
+      <w:r>
+        <w:t xml:space="preserve"> </w:t>
+      </w:r>
+      <w:r>
+        <w:t xml:space="preserve">piso mínimo (revisa el dashboard, no manda alertas activas); el timestamp sirve de base para algo</w:t>
+      </w:r>
+      <w:r>
+        <w:t xml:space="preserve"> </w:t>
+      </w:r>
+      <w:r>
+        <w:t xml:space="preserve">proactivo más adelante.</w:t>
       </w:r>
     </w:p>
     <w:p>
@@ -12898,56 +13470,79 @@
           <w:b/>
           <w:bCs/>
         </w:rPr>
-        <w:t xml:space="preserve">reporte</w:t>
-      </w:r>
-      <w:r>
-        <w:rPr>
-          <w:b/>
-          <w:bCs/>
-        </w:rPr>
-        <w:t xml:space="preserve"> </w:t>
-      </w:r>
-      <w:r>
-        <w:rPr>
-          <w:b/>
-          <w:bCs/>
-        </w:rPr>
-        <w:t xml:space="preserve">/</w:t>
-      </w:r>
-      <w:r>
-        <w:rPr>
-          <w:b/>
-          <w:bCs/>
-        </w:rPr>
-        <w:t xml:space="preserve"> </w:t>
-      </w:r>
-      <w:r>
-        <w:rPr>
-          <w:rStyle w:val="VerbatimChar"/>
-          <w:b/>
-          <w:bCs/>
-        </w:rPr>
-        <w:t xml:space="preserve">listado</w:t>
-      </w:r>
-      <w:r>
-        <w:rPr>
-          <w:b/>
-          <w:bCs/>
-        </w:rPr>
-        <w:t xml:space="preserve"> </w:t>
-      </w:r>
-      <w:r>
-        <w:rPr>
-          <w:b/>
-          <w:bCs/>
-        </w:rPr>
-        <w:t xml:space="preserve">de marcaciones sin paginar</w:t>
+        <w:t xml:space="preserve">asistencia/reporte</w:t>
+      </w:r>
+      <w:r>
+        <w:rPr>
+          <w:b/>
+          <w:bCs/>
+        </w:rPr>
+        <w:t xml:space="preserve"> </w:t>
+      </w:r>
+      <w:r>
+        <w:rPr>
+          <w:b/>
+          <w:bCs/>
+        </w:rPr>
+        <w:t xml:space="preserve">sin límite</w:t>
       </w:r>
       <w:r>
         <w:t xml:space="preserve"> </w:t>
       </w:r>
       <w:r>
         <w:t xml:space="preserve">— un rango grande puede devolver miles de filas.</w:t>
+      </w:r>
+      <w:r>
+        <w:t xml:space="preserve"> </w:t>
+      </w:r>
+      <w:r>
+        <w:rPr>
+          <w:rStyle w:val="VerbatimChar"/>
+        </w:rPr>
+        <w:t xml:space="preserve">asistencia/listado</w:t>
+      </w:r>
+      <w:r>
+        <w:t xml:space="preserve"> </w:t>
+      </w:r>
+      <w:r>
+        <w:t xml:space="preserve">(</w:t>
+      </w:r>
+      <w:r>
+        <w:t xml:space="preserve">“Marcaciones del Día”</w:t>
+      </w:r>
+      <w:r>
+        <w:t xml:space="preserve">) sí tiene un techo</w:t>
+      </w:r>
+      <w:r>
+        <w:t xml:space="preserve"> </w:t>
+      </w:r>
+      <w:r>
+        <w:rPr>
+          <w:rStyle w:val="VerbatimChar"/>
+        </w:rPr>
+        <w:t xml:space="preserve">-&gt;limit(2000)</w:t>
+      </w:r>
+      <w:r>
+        <w:t xml:space="preserve"> </w:t>
+      </w:r>
+      <w:r>
+        <w:t xml:space="preserve">desde 2026-09-01</w:t>
+      </w:r>
+      <w:r>
+        <w:t xml:space="preserve"> </w:t>
+      </w:r>
+      <w:r>
+        <w:t xml:space="preserve">(no es paginación de UI — el frontend espera un array plano — solo un tope de seguridad).</w:t>
+      </w:r>
+      <w:r>
+        <w:t xml:space="preserve"> </w:t>
+      </w:r>
+      <w:r>
+        <w:rPr>
+          <w:i/>
+          <w:iCs/>
+        </w:rPr>
+        <w:t xml:space="preserve">(reporte: abierto — P3)</w:t>
       </w:r>
     </w:p>
     <w:p>
@@ -12984,7 +13579,26 @@
         <w:t xml:space="preserve"> </w:t>
       </w:r>
       <w:r>
-        <w:t xml:space="preserve">— el campo no aporta información.</w:t>
+        <w:t xml:space="preserve">— evaluado y</w:t>
+      </w:r>
+      <w:r>
+        <w:t xml:space="preserve"> </w:t>
+      </w:r>
+      <w:r>
+        <w:rPr>
+          <w:b/>
+          <w:bCs/>
+        </w:rPr>
+        <w:t xml:space="preserve">dejado a propósito</w:t>
+      </w:r>
+      <w:r>
+        <w:t xml:space="preserve">: es un comando</w:t>
+      </w:r>
+      <w:r>
+        <w:t xml:space="preserve"> </w:t>
+      </w:r>
+      <w:r>
+        <w:t xml:space="preserve">CLI, no hay IP de cliente que capturar.</w:t>
       </w:r>
     </w:p>
     <w:p>
@@ -13334,46 +13948,54 @@
         </w:numPr>
       </w:pPr>
       <w:r>
+        <w:rPr>
+          <w:strike/>
+        </w:rPr>
         <w:t xml:space="preserve">¿</w:t>
       </w:r>
       <w:r>
         <w:rPr>
           <w:rStyle w:val="VerbatimChar"/>
+          <w:strike/>
         </w:rPr>
         <w:t xml:space="preserve">ProcesarCuadre</w:t>
       </w:r>
       <w:r>
-        <w:t xml:space="preserve"> </w:t>
-      </w:r>
-      <w:r>
-        <w:t xml:space="preserve">debe filtrar</w:t>
-      </w:r>
-      <w:r>
-        <w:t xml:space="preserve"> </w:t>
-      </w:r>
-      <w:r>
-        <w:rPr>
-          <w:rStyle w:val="VerbatimChar"/>
-        </w:rPr>
-        <w:t xml:space="preserve">id_depto != 999</w:t>
-      </w:r>
-      <w:r>
-        <w:t xml:space="preserve"> </w:t>
-      </w:r>
-      <w:r>
-        <w:t xml:space="preserve">y</w:t>
-      </w:r>
-      <w:r>
-        <w:t xml:space="preserve"> </w:t>
-      </w:r>
-      <w:r>
-        <w:rPr>
-          <w:rStyle w:val="VerbatimChar"/>
-        </w:rPr>
-        <w:t xml:space="preserve">es_externo = false</w:t>
-      </w:r>
-      <w:r>
-        <w:t xml:space="preserve">? (§12.1)</w:t>
+        <w:rPr>
+          <w:strike/>
+        </w:rPr>
+        <w:t xml:space="preserve"> </w:t>
+      </w:r>
+      <w:r>
+        <w:rPr>
+          <w:strike/>
+        </w:rPr>
+        <w:t xml:space="preserve">debe filtrar 999 /</w:t>
+      </w:r>
+      <w:r>
+        <w:rPr>
+          <w:strike/>
+        </w:rPr>
+        <w:t xml:space="preserve"> </w:t>
+      </w:r>
+      <w:r>
+        <w:rPr>
+          <w:rStyle w:val="VerbatimChar"/>
+          <w:strike/>
+        </w:rPr>
+        <w:t xml:space="preserve">es_externo</w:t>
+      </w:r>
+      <w:r>
+        <w:rPr>
+          <w:strike/>
+        </w:rPr>
+        <w:t xml:space="preserve">?</w:t>
+      </w:r>
+      <w:r>
+        <w:t xml:space="preserve"> </w:t>
+      </w:r>
+      <w:r>
+        <w:t xml:space="preserve">✅ hecho 2026-09-01 (§12.1).</w:t>
       </w:r>
     </w:p>
     <w:p>
@@ -13385,7 +14007,31 @@
         </w:numPr>
       </w:pPr>
       <w:r>
-        <w:t xml:space="preserve">¿Alertar cuando un empleado activo no tiene turno válido (horas 0.0)? (§12.2)</w:t>
+        <w:rPr>
+          <w:strike/>
+        </w:rPr>
+        <w:t xml:space="preserve">¿Alertar cuando el turno está incompleto?</w:t>
+      </w:r>
+      <w:r>
+        <w:t xml:space="preserve"> </w:t>
+      </w:r>
+      <w:r>
+        <w:t xml:space="preserve">✅ hecho 2026-09-01 (§12.2) —</w:t>
+      </w:r>
+      <w:r>
+        <w:t xml:space="preserve"> </w:t>
+      </w:r>
+      <w:r>
+        <w:rPr>
+          <w:rStyle w:val="VerbatimChar"/>
+        </w:rPr>
+        <w:t xml:space="preserve">warn</w:t>
+      </w:r>
+      <w:r>
+        <w:t xml:space="preserve"> </w:t>
+      </w:r>
+      <w:r>
+        <w:t xml:space="preserve">+ atrasos en 0.</w:t>
       </w:r>
     </w:p>
     <w:p>
@@ -13433,22 +14079,54 @@
         </w:numPr>
       </w:pPr>
       <w:r>
-        <w:t xml:space="preserve">¿El cuadre debe marcar</w:t>
-      </w:r>
-      <w:r>
-        <w:t xml:space="preserve"> </w:t>
-      </w:r>
-      <w:r>
-        <w:rPr>
-          <w:rStyle w:val="VerbatimChar"/>
+        <w:rPr>
+          <w:strike/>
+        </w:rPr>
+        <w:t xml:space="preserve">¿</w:t>
+      </w:r>
+      <w:r>
+        <w:rPr>
+          <w:rStyle w:val="VerbatimChar"/>
+          <w:strike/>
         </w:rPr>
         <w:t xml:space="preserve">procesado = 'SI'</w:t>
       </w:r>
       <w:r>
-        <w:t xml:space="preserve"> </w:t>
-      </w:r>
-      <w:r>
-        <w:t xml:space="preserve">en las marcaciones que consumió? (§12.3)</w:t>
+        <w:rPr>
+          <w:strike/>
+        </w:rPr>
+        <w:t xml:space="preserve"> </w:t>
+      </w:r>
+      <w:r>
+        <w:rPr>
+          <w:strike/>
+        </w:rPr>
+        <w:t xml:space="preserve">/ fallback por posición / enum de modalidad / monitoreo de</w:t>
+      </w:r>
+      <w:r>
+        <w:rPr>
+          <w:strike/>
+        </w:rPr>
+        <w:t xml:space="preserve"> </w:t>
+      </w:r>
+      <w:r>
+        <w:rPr>
+          <w:rStyle w:val="VerbatimChar"/>
+          <w:strike/>
+        </w:rPr>
+        <w:t xml:space="preserve">schedule:run</w:t>
+      </w:r>
+      <w:r>
+        <w:rPr>
+          <w:strike/>
+        </w:rPr>
+        <w:t xml:space="preserve">?</w:t>
+      </w:r>
+      <w:r>
+        <w:t xml:space="preserve"> </w:t>
+      </w:r>
+      <w:r>
+        <w:t xml:space="preserve">✅ los 4 hechos 2026-09-01 (§12.3–6).</w:t>
       </w:r>
     </w:p>
     <w:p>
@@ -13460,7 +14138,7 @@
         </w:numPr>
       </w:pPr>
       <w:r>
-        <w:t xml:space="preserve">¿Registrar auditoría de las marcaciones manuales / correcciones de cuadre? (hoy no hay ninguna traza)</w:t>
+        <w:t xml:space="preserve">¿Alerta proactiva (email/Slack/healthchecks.io) cuando el cuadre lleva &gt; 26 h sin correr? (hoy solo banner en el dashboard)</w:t>
       </w:r>
     </w:p>
     <w:p>
@@ -13472,7 +14150,58 @@
         </w:numPr>
       </w:pPr>
       <w:r>
-        <w:t xml:space="preserve">¿Paginar</w:t>
+        <w:t xml:space="preserve">¿Confirmar que ningún sistema legado externo depende de</w:t>
+      </w:r>
+      <w:r>
+        <w:t xml:space="preserve"> </w:t>
+      </w:r>
+      <w:r>
+        <w:rPr>
+          <w:rStyle w:val="VerbatimChar"/>
+        </w:rPr>
+        <w:t xml:space="preserve">sg_control_persona.procesado = 'NO'</w:t>
+      </w:r>
+      <w:r>
+        <w:t xml:space="preserve">? (§12.3)</w:t>
+      </w:r>
+    </w:p>
+    <w:p>
+      <w:pPr>
+        <w:pStyle w:val="Compact"/>
+        <w:numPr>
+          <w:ilvl w:val="0"/>
+          <w:numId w:val="1027"/>
+        </w:numPr>
+      </w:pPr>
+      <w:r>
+        <w:t xml:space="preserve">¿Registrar auditoría de las marcaciones manuales / correcciones de cuadre?</w:t>
+      </w:r>
+    </w:p>
+    <w:p>
+      <w:pPr>
+        <w:pStyle w:val="Compact"/>
+        <w:numPr>
+          <w:ilvl w:val="0"/>
+          <w:numId w:val="1027"/>
+        </w:numPr>
+      </w:pPr>
+      <w:r>
+        <w:t xml:space="preserve">¿Paginación real de UI para</w:t>
+      </w:r>
+      <w:r>
+        <w:t xml:space="preserve"> </w:t>
+      </w:r>
+      <w:r>
+        <w:rPr>
+          <w:rStyle w:val="VerbatimChar"/>
+        </w:rPr>
+        <w:t xml:space="preserve">asistencia/reporte</w:t>
+      </w:r>
+      <w:r>
+        <w:t xml:space="preserve"> </w:t>
+      </w:r>
+      <w:r>
+        <w:t xml:space="preserve">(hoy sin límite) y</w:t>
       </w:r>
       <w:r>
         <w:t xml:space="preserve"> </w:t>
@@ -13487,19 +14216,7 @@
         <w:t xml:space="preserve"> </w:t>
       </w:r>
       <w:r>
-        <w:t xml:space="preserve">y</w:t>
-      </w:r>
-      <w:r>
-        <w:t xml:space="preserve"> </w:t>
-      </w:r>
-      <w:r>
-        <w:rPr>
-          <w:rStyle w:val="VerbatimChar"/>
-        </w:rPr>
-        <w:t xml:space="preserve">asistencia/reporte</w:t>
-      </w:r>
-      <w:r>
-        <w:t xml:space="preserve">?</w:t>
+        <w:t xml:space="preserve">(techo 2000)?</w:t>
       </w:r>
     </w:p>
     <w:bookmarkEnd w:id="44"/>
